--- a/public/gallery/examples/project-manager/es/resume.docx
+++ b/public/gallery/examples/project-manager/es/resume.docx
@@ -66,7 +66,7 @@
         </w:rPr>
         <w:t xml:space="preserve">📧 </w:t>
       </w:r>
-      <w:hyperlink w:history="1" r:id="rId6of4gi_ozvldyqhwmm6re">
+      <w:hyperlink w:history="1" r:id="rIdncw1xlta05x_is1m8u9_s">
         <w:r>
           <w:rPr>
             <w:sz w:val="18"/>
@@ -89,7 +89,7 @@
         </w:rPr>
         <w:t xml:space="preserve">🔗 </w:t>
       </w:r>
-      <w:hyperlink w:history="1" r:id="rIdvwt4bkjbkdbxzkiaguygw">
+      <w:hyperlink w:history="1" r:id="rIdutqr8z9v7paotg6u2nmwp">
         <w:r>
           <w:rPr>
             <w:sz w:val="18"/>
@@ -124,7 +124,7 @@
         <w:spacing w:after="200" w:line="276"/>
         <w:jc w:val="center"/>
       </w:pPr>
-      <w:hyperlink w:history="1" r:id="rIdcpdlj2rkdy57bti-ycic7">
+      <w:hyperlink w:history="1" r:id="rIdi7i1cbpw7-sr5xqmd7fv_">
         <w:r>
           <w:rPr>
             <w:sz w:val="18"/>
@@ -140,7 +140,7 @@
         </w:rPr>
         <w:t xml:space="preserve"> • </w:t>
       </w:r>
-      <w:hyperlink w:history="1" r:id="rId2sssj2czhah2naq4zkhqa">
+      <w:hyperlink w:history="1" r:id="rIdyn0zt5us_d8ae7svz6x0e">
         <w:r>
           <w:rPr>
             <w:sz w:val="18"/>
@@ -156,7 +156,7 @@
         </w:rPr>
         <w:t xml:space="preserve"> • </w:t>
       </w:r>
-      <w:hyperlink w:history="1" r:id="rIdsjwbmq-uxbw_ffb0gxixc">
+      <w:hyperlink w:history="1" r:id="rIdmiwloyd-zx0wvznqh-tpf">
         <w:r>
           <w:rPr>
             <w:sz w:val="18"/>
@@ -315,7 +315,7 @@
         </w:rPr>
         <w:t xml:space="preserve">	</w:t>
       </w:r>
-      <w:hyperlink w:history="1" r:id="rId4smwzuy5srx0gwnk0qauv">
+      <w:hyperlink w:history="1" r:id="rIduj4ccqi7c_dnjqvcafajg">
         <w:r>
           <w:rPr>
             <w:sz w:val="18"/>
@@ -440,7 +440,7 @@
         </w:rPr>
         <w:t xml:space="preserve">	</w:t>
       </w:r>
-      <w:hyperlink w:history="1" r:id="rId0agumhmadkbg62h0fin0z">
+      <w:hyperlink w:history="1" r:id="rIdng4ip7ytt825sht-_nwo7">
         <w:r>
           <w:rPr>
             <w:sz w:val="18"/>
@@ -584,7 +584,7 @@
         </w:rPr>
         <w:t xml:space="preserve">	</w:t>
       </w:r>
-      <w:hyperlink w:history="1" r:id="rIdutvd2xm6umg9xbj0v6pbl">
+      <w:hyperlink w:history="1" r:id="rIdonge7olovb4fd5smayila">
         <w:r>
           <w:rPr>
             <w:sz w:val="18"/>
@@ -766,7 +766,7 @@
         </w:rPr>
         <w:t xml:space="preserve">	</w:t>
       </w:r>
-      <w:hyperlink w:history="1" r:id="rId83f3qbmjs8zkmmosol0ck">
+      <w:hyperlink w:history="1" r:id="rIdn3iwirnpvapm2pcznimi2">
         <w:r>
           <w:rPr>
             <w:sz w:val="18"/>
@@ -948,7 +948,7 @@
         </w:rPr>
         <w:t xml:space="preserve">	</w:t>
       </w:r>
-      <w:hyperlink w:history="1" r:id="rIdp6mkvcavj_vjqbred62jg">
+      <w:hyperlink w:history="1" r:id="rIdwvm6jifi5lhmsuffjygdv">
         <w:r>
           <w:rPr>
             <w:sz w:val="18"/>
@@ -1477,7 +1477,7 @@
         </w:rPr>
         <w:t xml:space="preserve">	</w:t>
       </w:r>
-      <w:hyperlink w:history="1" r:id="rIdnabsyj6tjqcu8071l6dkl">
+      <w:hyperlink w:history="1" r:id="rId1pstdljulouu3wcfanrav">
         <w:r>
           <w:rPr>
             <w:sz w:val="18"/>
@@ -1543,7 +1543,7 @@
         </w:rPr>
         <w:t xml:space="preserve">	</w:t>
       </w:r>
-      <w:hyperlink w:history="1" r:id="rIdirksnuym5c9rmpusvi4lr">
+      <w:hyperlink w:history="1" r:id="rIdgdy6mvmzshaubjbuilu4c">
         <w:r>
           <w:rPr>
             <w:sz w:val="18"/>
@@ -1609,7 +1609,7 @@
         </w:rPr>
         <w:t xml:space="preserve">	</w:t>
       </w:r>
-      <w:hyperlink w:history="1" r:id="rIdkdquz_hbasusiarbrsxjz">
+      <w:hyperlink w:history="1" r:id="rIde6nobn6swnjg5dzatxcyl">
         <w:r>
           <w:rPr>
             <w:sz w:val="18"/>
@@ -1694,7 +1694,7 @@
         </w:rPr>
         <w:t xml:space="preserve">	</w:t>
       </w:r>
-      <w:hyperlink w:history="1" r:id="rIdtqfduik8bownqiwpl5j7r">
+      <w:hyperlink w:history="1" r:id="rIdlq-fdiowh4192h-zj5lrc">
         <w:r>
           <w:rPr>
             <w:sz w:val="18"/>
@@ -1772,7 +1772,7 @@
         </w:rPr>
         <w:t xml:space="preserve">	</w:t>
       </w:r>
-      <w:hyperlink w:history="1" r:id="rId66gbru-9bc8mc6kecxht1">
+      <w:hyperlink w:history="1" r:id="rId8jsfuev95cbszpfup89f_">
         <w:r>
           <w:rPr>
             <w:sz w:val="18"/>
@@ -1869,7 +1869,7 @@
         </w:rPr>
         <w:t xml:space="preserve">	</w:t>
       </w:r>
-      <w:hyperlink w:history="1" r:id="rId4iw61bkncvcxe3bkmctzo">
+      <w:hyperlink w:history="1" r:id="rIdaqdrhfxq6c-p5pvbkrije">
         <w:r>
           <w:rPr>
             <w:sz w:val="18"/>
@@ -2032,7 +2032,7 @@
         </w:rPr>
         <w:t xml:space="preserve">	</w:t>
       </w:r>
-      <w:hyperlink w:history="1" r:id="rIdv67scfiqvcz18kblf68ob">
+      <w:hyperlink w:history="1" r:id="rIdh7vensajnjxdqynzhznuz">
         <w:r>
           <w:rPr>
             <w:sz w:val="18"/>
@@ -2317,7 +2317,7 @@
         </w:rPr>
         <w:t xml:space="preserve">	</w:t>
       </w:r>
-      <w:hyperlink w:history="1" r:id="rIdhzubsqqd0aipplvmrmvgf">
+      <w:hyperlink w:history="1" r:id="rIda1aycse1bqqby39-c6o_i">
         <w:r>
           <w:rPr>
             <w:sz w:val="18"/>
@@ -2440,7 +2440,7 @@
         </w:rPr>
         <w:t xml:space="preserve">	</w:t>
       </w:r>
-      <w:hyperlink w:history="1" r:id="rIdgfuw1gcwpvp5itzvpi93m">
+      <w:hyperlink w:history="1" r:id="rIdpiugwb_ieams2wjzrdo9q">
         <w:r>
           <w:rPr>
             <w:sz w:val="18"/>
